--- a/3. félév/NumMod_1/Nummód vizsga/docx/22.docx
+++ b/3. félév/NumMod_1/Nummód vizsga/docx/22.docx
@@ -18,11 +18,34 @@
           <w:sz w:val="36"/>
           <w:szCs w:val="36"/>
         </w:rPr>
-        <w:t>22. A Gauss-Seidel relaxációs módszer</w:t>
+        <w:t>22. A Gauss-</w:t>
+      </w:r>
+      <w:proofErr w:type="spellStart"/>
+      <w:r>
+        <w:rPr>
+          <w:b/>
+          <w:bCs/>
+          <w:sz w:val="36"/>
+          <w:szCs w:val="36"/>
+        </w:rPr>
+        <w:t>Seidel</w:t>
+      </w:r>
+      <w:proofErr w:type="spellEnd"/>
+      <w:r>
+        <w:rPr>
+          <w:b/>
+          <w:bCs/>
+          <w:sz w:val="36"/>
+          <w:szCs w:val="36"/>
+        </w:rPr>
+        <w:t xml:space="preserve"> relaxációs módszer</w:t>
       </w:r>
     </w:p>
     <w:p>
       <w:r>
+        <w:rPr>
+          <w:noProof/>
+        </w:rPr>
         <w:drawing>
           <wp:inline distT="0" distB="0" distL="0" distR="0" wp14:anchorId="279F82CE" wp14:editId="13EC78E1">
             <wp:extent cx="5760720" cy="549275"/>
@@ -62,6 +85,9 @@
     </w:p>
     <w:p>
       <w:r>
+        <w:rPr>
+          <w:noProof/>
+        </w:rPr>
         <w:drawing>
           <wp:inline distT="0" distB="0" distL="0" distR="0" wp14:anchorId="0BA56187" wp14:editId="67D790DA">
             <wp:extent cx="5760720" cy="4210685"/>
@@ -103,6 +129,49 @@
       <w:r>
         <w:lastRenderedPageBreak/>
         <w:drawing>
+          <wp:inline distT="0" distB="0" distL="0" distR="0" wp14:anchorId="488729F2" wp14:editId="095F3DAF">
+            <wp:extent cx="5760720" cy="6717665"/>
+            <wp:effectExtent l="0" t="0" r="0" b="6985"/>
+            <wp:docPr id="1541102795" name="Kép 1" descr="A képen szöveg, képernyőkép, Betűtípus látható&#10;&#10;Előfordulhat, hogy az AI által létrehozott tartalom helytelen."/>
+            <wp:cNvGraphicFramePr>
+              <a:graphicFrameLocks xmlns:a="http://schemas.openxmlformats.org/drawingml/2006/main" noChangeAspect="1"/>
+            </wp:cNvGraphicFramePr>
+            <a:graphic xmlns:a="http://schemas.openxmlformats.org/drawingml/2006/main">
+              <a:graphicData uri="http://schemas.openxmlformats.org/drawingml/2006/picture">
+                <pic:pic xmlns:pic="http://schemas.openxmlformats.org/drawingml/2006/picture">
+                  <pic:nvPicPr>
+                    <pic:cNvPr id="1541102795" name="Kép 1" descr="A képen szöveg, képernyőkép, Betűtípus látható&#10;&#10;Előfordulhat, hogy az AI által létrehozott tartalom helytelen."/>
+                    <pic:cNvPicPr/>
+                  </pic:nvPicPr>
+                  <pic:blipFill>
+                    <a:blip r:embed="rId6"/>
+                    <a:stretch>
+                      <a:fillRect/>
+                    </a:stretch>
+                  </pic:blipFill>
+                  <pic:spPr>
+                    <a:xfrm>
+                      <a:off x="0" y="0"/>
+                      <a:ext cx="5760720" cy="6717665"/>
+                    </a:xfrm>
+                    <a:prstGeom prst="rect">
+                      <a:avLst/>
+                    </a:prstGeom>
+                  </pic:spPr>
+                </pic:pic>
+              </a:graphicData>
+            </a:graphic>
+          </wp:inline>
+        </w:drawing>
+      </w:r>
+    </w:p>
+    <w:p>
+      <w:r>
+        <w:rPr>
+          <w:noProof/>
+        </w:rPr>
+        <w:lastRenderedPageBreak/>
+        <w:drawing>
           <wp:inline distT="0" distB="0" distL="0" distR="0" wp14:anchorId="2633DF31" wp14:editId="218152A7">
             <wp:extent cx="5760720" cy="3502025"/>
             <wp:effectExtent l="0" t="0" r="0" b="3175"/>
@@ -118,7 +187,7 @@
                     <pic:cNvPicPr/>
                   </pic:nvPicPr>
                   <pic:blipFill>
-                    <a:blip r:embed="rId6"/>
+                    <a:blip r:embed="rId7"/>
                     <a:stretch>
                       <a:fillRect/>
                     </a:stretch>
@@ -141,6 +210,9 @@
     </w:p>
     <w:p>
       <w:r>
+        <w:rPr>
+          <w:noProof/>
+        </w:rPr>
         <w:drawing>
           <wp:inline distT="0" distB="0" distL="0" distR="0" wp14:anchorId="5A154D25" wp14:editId="3DFDD36A">
             <wp:extent cx="5760720" cy="3987800"/>
@@ -157,7 +229,7 @@
                     <pic:cNvPicPr/>
                   </pic:nvPicPr>
                   <pic:blipFill>
-                    <a:blip r:embed="rId7"/>
+                    <a:blip r:embed="rId8"/>
                     <a:stretch>
                       <a:fillRect/>
                     </a:stretch>
@@ -180,6 +252,9 @@
     </w:p>
     <w:p>
       <w:r>
+        <w:rPr>
+          <w:noProof/>
+        </w:rPr>
         <w:lastRenderedPageBreak/>
         <w:drawing>
           <wp:inline distT="0" distB="0" distL="0" distR="0" wp14:anchorId="120558CA" wp14:editId="74CD8665">
@@ -197,7 +272,7 @@
                     <pic:cNvPicPr/>
                   </pic:nvPicPr>
                   <pic:blipFill>
-                    <a:blip r:embed="rId8"/>
+                    <a:blip r:embed="rId9"/>
                     <a:stretch>
                       <a:fillRect/>
                     </a:stretch>
@@ -220,6 +295,9 @@
     </w:p>
     <w:p>
       <w:r>
+        <w:rPr>
+          <w:noProof/>
+        </w:rPr>
         <w:drawing>
           <wp:inline distT="0" distB="0" distL="0" distR="0" wp14:anchorId="4DFF7167" wp14:editId="498F53BB">
             <wp:extent cx="5760720" cy="3114675"/>
@@ -236,7 +314,7 @@
                     <pic:cNvPicPr/>
                   </pic:nvPicPr>
                   <pic:blipFill>
-                    <a:blip r:embed="rId9"/>
+                    <a:blip r:embed="rId10"/>
                     <a:stretch>
                       <a:fillRect/>
                     </a:stretch>
